--- a/site/docs/turnscript-fiche-fr.docx
+++ b/site/docs/turnscript-fiche-fr.docx
@@ -974,7 +974,7 @@
         <w:pStyle w:val="BlockText"/>
       </w:pPr>
       <w:r>
-        <w:t xml:space="preserve">Les enregistrements ont été transcrits avec TurnScript 2.5.0</w:t>
+        <w:t xml:space="preserve">Les enregistrements ont été transcrits avec TurnScript (anciennement LocalTranscript) 2.5.0</w:t>
       </w:r>
       <w:r>
         <w:t xml:space="preserve"> </w:t>

--- a/site/docs/turnscript-fiche-fr.docx
+++ b/site/docs/turnscript-fiche-fr.docx
@@ -34,7 +34,7 @@
         <w:t xml:space="preserve"> </w:t>
       </w:r>
       <w:r>
-        <w:t xml:space="preserve">13 septembre 2026, version 2.5.0.</w:t>
+        <w:t xml:space="preserve">15 septembre 2026, version 3.0.0.</w:t>
       </w:r>
     </w:p>
     <w:bookmarkStart w:id="9" w:name="ce-que-fait-lapplication"/>
@@ -974,7 +974,7 @@
         <w:pStyle w:val="BlockText"/>
       </w:pPr>
       <w:r>
-        <w:t xml:space="preserve">Les enregistrements ont été transcrits avec TurnScript (anciennement LocalTranscript) 2.5.0</w:t>
+        <w:t xml:space="preserve">Les enregistrements ont été transcrits avec TurnScript 3.0.0</w:t>
       </w:r>
       <w:r>
         <w:t xml:space="preserve"> </w:t>
